--- a/Examples/GroupDocs.Assembly.Examples.Java/Data/Storage/Word Templates/Dynamic Chart Series Color.docx
+++ b/Examples/GroupDocs.Assembly.Examples.Java/Data/Storage/Word Templates/Dynamic Chart Series Color.docx
@@ -558,7 +558,7 @@
               <c:strCache>
                 <c:ptCount val="1"/>
                 <c:pt idx="0">
-                  <c:v>Total Contract Price&lt;&lt;y [m.Total_Contract_Price]&gt;&gt;&lt;&lt;seriesColor [color]&gt;&gt;</c:v>
+                  <c:v>Total Contract Price&lt;&lt;y [m.Total_Contract_Price]&gt;&gt;&lt;&lt;seriesColor [color1]&gt;&gt;</c:v>
                 </c:pt>
               </c:strCache>
             </c:strRef>
